--- a/paper/manuscript_medarchive_v38.docx
+++ b/paper/manuscript_medarchive_v38.docx
@@ -167,7 +167,6 @@
         <w:rPr>
           <w:b/>
           <w:bCs/>
-          <w:i w:val="0"/>
         </w:rPr>
         <w:t xml:space="preserve">Importance.</w:t>
       </w:r>
@@ -220,7 +219,6 @@
         <w:rPr>
           <w:b/>
           <w:bCs/>
-          <w:i w:val="0"/>
         </w:rPr>
         <w:t xml:space="preserve">Objective.</w:t>
       </w:r>
@@ -228,7 +226,7 @@
         <w:t xml:space="preserve"> </w:t>
       </w:r>
       <w:r>
-        <w:t xml:space="preserve">To define the Bias Fraction (BF), a continuous estimator in [0, 1] that quantifies the share of an observed log relative risk that is attributable to systematic bias, together with its 95% credible interval, and to evaluate whether reporting calibrated P-value plus BF plus interval width produces more defensible decisions than reporting the calibrated P-value alone.</w:t>
+        <w:t xml:space="preserve">To define the Bias Fraction (BF), a continuous estimator in [0, 1] that quantifies the fraction of an observed log relative risk that is attributable to systematic bias, together with its 95% credible interval, and to evaluate whether reporting calibrated P-value plus BF plus interval width produces more defensible decisions than reporting the calibrated P-value alone.</w:t>
       </w:r>
     </w:p>
     <w:p>
@@ -293,7 +291,6 @@
         <w:rPr>
           <w:b/>
           <w:bCs/>
-          <w:i w:val="0"/>
         </w:rPr>
         <w:t xml:space="preserve">Exposures.</w:t>
       </w:r>
@@ -312,7 +309,6 @@
         <w:rPr>
           <w:b/>
           <w:bCs/>
-          <w:i w:val="0"/>
         </w:rPr>
         <w:t xml:space="preserve">Main Outcomes and Measures.</w:t>
       </w:r>
@@ -331,7 +327,6 @@
         <w:rPr>
           <w:b/>
           <w:bCs/>
-          <w:i w:val="0"/>
         </w:rPr>
         <w:t xml:space="preserve">Results.</w:t>
       </w:r>
@@ -339,7 +334,7 @@
         <w:t xml:space="preserve"> </w:t>
       </w:r>
       <w:r>
-        <w:t xml:space="preserve">Across 960,000 simulated repetitions, the calibrated P-value alone yielded a misuse rate (declared usable while truth was bias-dominated) of 36.03. Adding the BF point estimate reduced misuse to 20.21, and requiring the whole credible interval of BF to lie below 1/3 reduced misuse to 7.44. Requiring in addition a calibrated probability of bias dominance below 15% reduced misuse to 2.90 at the cost of declaring 21.5 of estimates usable (versus 61.9 for the calibrated P-value alone). Read from the bias-dominated view, meaning that withholding a repetition is a positive call and being truly bias-dominated is a positive truth, the BF estimator achieved an area under the receiver operating characteristic curve of 0.918, compared with 0.787 for the calibrated P-value. In MIMIC IV, question 1 produced a calibrated P-value of 0.946 and BF̂ = 0.907 (95% credible interval 0.739 to 0.993); the apparent one-year mortality reduction of 0.2 was entirely attributable to systematic bias and the association was not usable as effect evidence. Question 2 produced a calibrated P-value of 0.0452, passing layer 1, but BF̂ = 0.510 placed it in the</w:t>
+        <w:t xml:space="preserve">Across 960,000 simulated repetitions, the calibrated P-value alone yielded a misuse rate (declared usable while truth was bias-dominated) of 36.03%. Adding the BF point estimate reduced misuse to 20.21%, and requiring the whole credible interval of BF to lie below 1/3 reduced misuse to 7.44%. Requiring in addition a calibrated probability of bias dominance below 15% reduced misuse to 2.90% at the cost of declaring 21.5% of estimates usable (versus 61.9% for the calibrated P-value alone). Read from the bias-dominated view, meaning that withholding a repetition is a positive call and being truly bias-dominated is a positive truth, the BF estimator achieved an area under the receiver operating characteristic curve of 0.918, compared with 0.787 for the calibrated P-value. In MIMIC IV, question 1 produced a calibrated P-value of 0.946 and BF̂ = 0.907 (95% credible interval 0.739 to 0.993); the apparent one-year mortality reduction of 16.9% was entirely attributable to systematic bias and the association was not usable as effect evidence. Question 2 produced a calibrated P-value of 0.0452, passing layer 1, but BF̂ = 0.510 placed it in the</w:t>
       </w:r>
       <w:r>
         <w:t xml:space="preserve"> </w:t>
@@ -362,7 +357,6 @@
         <w:rPr>
           <w:b/>
           <w:bCs/>
-          <w:i w:val="0"/>
         </w:rPr>
         <w:t xml:space="preserve">Conclusions and Relevance.</w:t>
       </w:r>
@@ -370,7 +364,7 @@
         <w:t xml:space="preserve"> </w:t>
       </w:r>
       <w:r>
-        <w:t xml:space="preserve">Pairing the calibrated P-value with BF and its 95% credible interval turns a binary credibility judgement into a three-channel report (signal existence, effect size, and bias share). Despite TARGET-adherent design, doubly robust TMLE, and 12 negative controls, both clinical questions in this study still failed to qualify as effect evidence, with question 1 demonstrating complete bias domination and BF quantifying the systematic error that remained. The reporting standard proposed here can be applied to any observational study that includes negative controls, without requiring additional data.</w:t>
+        <w:t xml:space="preserve">Pairing the calibrated P-value with BF and its 95% credible interval turns a binary credibility judgement into a three-channel report (signal existence, effect size, and bias fraction). Despite TARGET-adherent design, doubly robust TMLE, and 12 negative controls, both clinical questions in this study still failed to qualify as effect evidence, with question 1 demonstrating complete bias domination and BF quantifying the systematic error that remained. The reporting standard proposed here can be applied to any observational study that includes negative controls, without requiring additional data.</w:t>
       </w:r>
     </w:p>
     <w:p>
@@ -462,7 +456,7 @@
         <w:pStyle w:val="BodyText"/>
       </w:pPr>
       <w:r>
-        <w:t xml:space="preserve">This manuscript develops a third quantity, the Bias Fraction (BF), defined on the log relative risk scale as the share of the absolute observed association attributable to the absolute estimated systematic bias:</w:t>
+        <w:t xml:space="preserve">This manuscript develops a third quantity, the Bias Fraction (BF), defined on the log relative risk scale as the fraction of the absolute observed association attributable to the absolute estimated systematic bias:</w:t>
       </w:r>
     </w:p>
     <w:p>
@@ -1592,7 +1586,7 @@
         <w:t xml:space="preserve"> </w:t>
       </w:r>
       <w:r>
-        <w:t xml:space="preserve">held at its observed value. The 2.5th and 97.5th empirical quantiles of the resulting BF distribution form the interval, and the point estimate is the median of that same distribution, so an estimate always lies inside the interval reported for it. In the simulation the draws are posterior draws from the systematic error model</w:t>
+        <w:t xml:space="preserve">held at its observed value. The 2.5th and 97.5th empirical quantiles of the resulting BF distribution form the interval, and the point estimate is the median of that same distribution, The interval is therefore a credible interval, not a confidence interval: no sampling distribution is inverted, so it carries no frequentist coverage guarantee, and its realised coverage in the simulation is reported in the Limitations. In the simulation the draws are posterior draws from the systematic error model</w:t>
       </w:r>
       <w:r>
         <w:t xml:space="preserve"> </w:t>
@@ -1695,7 +1689,7 @@
         </m:r>
       </m:oMath>
       <w:r>
-        <w:t xml:space="preserve">, fitted by a Gibbs sampler with priors</w:t>
+        <w:t xml:space="preserve">, fitted by a Gibbs sampler run for 400 iterations with the first 100 discarded as warm-up, leaving M = 300 retained posterior draws, with priors</w:t>
       </w:r>
       <w:r>
         <w:t xml:space="preserve"> </w:t>
@@ -1979,7 +1973,7 @@
         <w:t xml:space="preserve">10</w:t>
       </w:r>
       <w:r>
-        <w:t xml:space="preserve">.</w:t>
+        <w:t xml:space="preserve">. All simulations and analyses were implemented in R (version 4.4.1) using the biasratio (version 0.2.1), EmpiricalCalibration (version 3.1.4), and ltmle (version 1.3.0) packages, and the Monte Carlo grid was generated with a fixed random seed (43) for reproducibility.</w:t>
       </w:r>
     </w:p>
     <w:p>
@@ -2374,7 +2368,7 @@
         <w:t xml:space="preserve"> </w:t>
       </w:r>
       <w:r>
-        <w:t xml:space="preserve">is used for the verdict. The four verdict zones are defined by probability thresholds of 0.15, 0.45, 0.65, corresponding to</w:t>
+        <w:t xml:space="preserve">is used for the verdict. The four verdict zones are defined by prespecified probability thresholds of 0.15, 0.45, 0.65, corresponding to</w:t>
       </w:r>
       <w:r>
         <w:t xml:space="preserve"> </w:t>
@@ -2447,7 +2441,16 @@
         <w:t xml:space="preserve">13,14</w:t>
       </w:r>
       <w:r>
-        <w:t xml:space="preserve">, covering intensive care unit stays at Beth Israel Deaconess Medical Center between 2008 and 2019. The two databases were linked at the stay level. Adults aged 18 years or older with a first ICU stay, at least 24 hours of continuous monitoring, and a recorded 12-lead ECG during the index stay were eligible. Patients with a previous admission for the index condition, those discharged within 24 hours, and those with missing key variables were excluded.</w:t>
+        <w:t xml:space="preserve">, covering intensive care unit stays at Beth Israel Deaconess Medical Center between 2008 and 2019. The two databases were linked at the stay level. Adults aged 18 years or older with a first ICU stay, at least 24 hours of continuous monitoring, and a recorded 12-lead ECG during the index stay were eligible. Patients with a previous admission for the index condition, those discharged within 24 hours, and those with missing key variables were excluded. The deidentified data were approved by the Massachusetts Institute of Technology and Beth Israel Deaconess Medical Center institutional review boards with a waiver of informed consent. The study is reported in accordance with the RECORD-PE statement, the reporting guideline for studies conducted using observational routinely collected health data for pharmacoepidemiology</w:t>
+      </w:r>
+      <w:r>
+        <w:rPr>
+          <w:vertAlign w:val="superscript"/>
+        </w:rPr>
+        <w:t xml:space="preserve">15</w:t>
+      </w:r>
+      <w:r>
+        <w:t xml:space="preserve">.</w:t>
       </w:r>
     </w:p>
     <w:p>
@@ -2539,7 +2542,7 @@
         <w:rPr>
           <w:vertAlign w:val="superscript"/>
         </w:rPr>
-        <w:t xml:space="preserve">15</w:t>
+        <w:t xml:space="preserve">16</w:t>
       </w:r>
       <w:r>
         <w:t xml:space="preserve"> </w:t>
@@ -2789,7 +2792,7 @@
         <w:t xml:space="preserve"> </w:t>
       </w:r>
       <w:r>
-        <w:t xml:space="preserve">The calibrated P-value at the conventional 0.05 threshold declared 0.6 of repetitions passable, compared with 0.9 for the uncalibrated P-value. Among those declared passable by layer 1, 0.36 were truly bias-dominated (Table 4). Layer 1 removed one third of the false positives produced by the uncalibrated P-value but still permitted more than one third of the bias-dominated repetitions to pass.</w:t>
+        <w:t xml:space="preserve">The calibrated P-value at the conventional 0.05 threshold declared 61.9% of repetitions passable, compared with 91.7% for the uncalibrated P-value. Among those declared passable by layer 1, 36.03% were truly bias-dominated (Table 4). Layer 1 removed one third of the false positives produced by the uncalibrated P-value but still permitted more than one third of the bias-dominated repetitions to pass.</w:t>
       </w:r>
     </w:p>
     <w:p>
@@ -2933,7 +2936,7 @@
         <w:t xml:space="preserve"> </w:t>
       </w:r>
       <w:r>
-        <w:t xml:space="preserve">Table 4 reports the misuse rate, the share of repetitions declared usable by the rule that were truly bias-dominated, across nested rules R0 through R4 and stand-alone comparators C1 and C2. The calibrated P-value alone (R1) had a misuse rate of 36.03. Adding the BF point estimate below 0.5 (R2) reduced misuse to 20.21. Adding the credible-interval requirement (R3) reduced misuse to 7.44. The full rule (R4), meaning a calibrated probability of bias dominance below 15%, reduced misuse to 2.90, at the cost of declaring 21.5 of repetitions usable (versus 61.9 for R1). Read from the bias-dominated view, meaning that withholding is a positive call and being truly bias-dominated is a positive truth, sensitivity rose from 57.5 for R1 to 98.8 for R4, so the full rule caught a far larger share of the repetitions that truly were bias-dominated, while specificity fell from 83.3 to 43.9. Read from the effect-dominated view, meaning that declaring usable is a positive call and being truly effect-dominated is a positive truth, sensitivity fell from 88.1 to 81.2 and specificity rose from 44.2 to 92.3. Truth has three levels and the mixed zone (28.7%) is negative under both views, so the views are not mirror images and no pair of these percentages sums to 100. The stand-alone credible-interval rule C2 achieved a misuse rate of 8.60 without using the calibrated P-value. The BF estimator alone (C1) achieved a misuse rate of 23.16.</w:t>
+        <w:t xml:space="preserve">Table 4 reports the misuse rate, the share of repetitions declared usable by the rule that were truly bias-dominated, across nested rules R0 through R4 and stand-alone comparators C1 and C2. The calibrated P-value alone (R1) had a misuse rate of 36.03%. Adding the BF point estimate below 0.5 (R2) reduced misuse to 20.21%. Adding the credible-interval requirement (R3) reduced misuse to 7.44%. The full rule (R4), meaning a calibrated probability of bias dominance below 15%, reduced misuse to 2.90%, at the cost of declaring 21.5% of repetitions usable (versus 61.9% for R1). Read from the bias-dominated view, meaning that withholding is a positive call and being truly bias-dominated is a positive truth, sensitivity rose from 57.5% for R1 to 98.8% for R4, so the full rule caught a far larger share of the repetitions that truly were bias-dominated, while specificity fell from 83.3% to 43.9%. Read from the effect-dominated view, meaning that declaring usable is a positive call and being truly effect-dominated is a positive truth, sensitivity fell from 88.1% to 81.2% and specificity rose from 44.2% to 92.3%. Truth has three levels and the mixed zone (28.7%) is negative under both views, so the views are not mirror images and no pair of these percentages sums to 100. The stand-alone credible-interval rule C2 achieved a misuse rate of 8.60% without using the calibrated P-value. The BF estimator alone (C1) achieved a misuse rate of 23.16%.</w:t>
       </w:r>
     </w:p>
     <w:p>
@@ -2951,7 +2954,7 @@
         <w:t xml:space="preserve"> </w:t>
       </w:r>
       <w:r>
-        <w:t xml:space="preserve">Figure 10 summarises the rule as applied to 960,000 repetitions. Layer 1 passed 593,963 (36.0 truly bias-dominated). Within that subset, 205,971 were declared usable as effect evidence (2.90 truly bias-dominated), 133,931 mixed (20.28 truly bias-dominated), 129,128 competitive (53.94 truly bias-dominated), and 124,933 not usable (89.03 truly bias-dominated). The four-zone verdict is monotone in the truth share of bias-dominated repetitions, supporting the use of the lookup as a continuous credibility gauge.</w:t>
+        <w:t xml:space="preserve">Figure 10 summarises the rule as applied to 960,000 repetitions. Layer 1 passed 593,963 (36.0% truly bias-dominated). Within that subset, 205,971 were declared usable as effect evidence (2.90% truly bias-dominated), 133,931 mixed (20.28% truly bias-dominated), 129,128 competitive (53.94% truly bias-dominated), and 124,933 not usable (89.03% truly bias-dominated). The four-zone verdict is monotone in the truth share of bias-dominated repetitions, supporting the use of the lookup as a continuous credibility gauge.</w:t>
       </w:r>
     </w:p>
     <w:p>
@@ -2969,7 +2972,7 @@
         <w:t xml:space="preserve"> </w:t>
       </w:r>
       <w:r>
-        <w:t xml:space="preserve">The full rule (R4) was applied to 7 pre-specified subgroups (Table 6). Misuse rates ranged from 0.91 (when bias exchangeability held) to 4.08 (when exchangeability was violated at 30%). The direction of bias in the rule is consistent: exchangeability violation increases misuse. The other 5 subgroups (varying K, σ</w:t>
+        <w:t xml:space="preserve">The full rule (R4) was applied to 7 pre-specified subgroups (Table 6). Misuse rates ranged from 0.91% (when bias exchangeability held) to 4.08% (when exchangeability was violated at 30%). The direction of bias in the rule is consistent: exchangeability violation increases misuse. The other 5 subgroups (varying K, σ</w:t>
       </w:r>
       <m:oMath>
         <m:sSub>
@@ -3095,7 +3098,7 @@
         <w:t xml:space="preserve"> </w:t>
       </w:r>
       <w:r>
-        <w:t xml:space="preserve">The uncalibrated analysis produced a one-year relative risk of 0.831 for the treatment strategy, suggesting a 0.2 reduction in mortality. The calibrated log relative risk was 0.006 and the calibrated relative risk was 1.006. The calibrated P-value was 0.946, well above 0.05, so the layer 1 test did not pass. The signal did not survive the removal of systematic bias. BF̂ was 0.907 with a 95% credible interval of 0.739 to 0.993 (interval half-width 0.127, classified narrow). The lookup table verdict for this cell was</w:t>
+        <w:t xml:space="preserve">The uncalibrated analysis produced a one-year relative risk of 0.831 for the treatment strategy, suggesting a 16.9% reduction in mortality. The calibrated log relative risk was 0.006 and the calibrated relative risk was 1.006. The calibrated P-value was 0.946, well above 0.05, so the layer 1 test did not pass. The signal did not survive the removal of systematic bias. BF̂ was 0.907 with a 95% credible interval of 0.739 to 0.993 (interval half-width 0.127, classified narrow). The lookup table verdict for this cell was</w:t>
       </w:r>
       <w:r>
         <w:t xml:space="preserve"> </w:t>
@@ -3125,7 +3128,7 @@
         <w:t xml:space="preserve"> </w:t>
       </w:r>
       <w:r>
-        <w:t xml:space="preserve">The uncalibrated analysis produced a relative risk of 0.682, suggesting a 0.3 reduction in mortality. The calibrated relative risk was 0.825 and the calibrated P-value was 0.0452, passing layer 1. BF̂ was 0.510 with a 95% credible interval of 0.356 to 0.603 (interval half-width 0.123, classified narrow). The lookup verdict was</w:t>
+        <w:t xml:space="preserve">The uncalibrated analysis produced a relative risk of 0.682, suggesting a 31.8% reduction in mortality. The calibrated relative risk was 0.825 and the calibrated P-value was 0.0452, passing layer 1. BF̂ was 0.510 with a 95% credible interval of 0.356 to 0.603 (interval half-width 0.123, classified narrow). The lookup verdict was</w:t>
       </w:r>
       <w:r>
         <w:t xml:space="preserve"> </w:t>
@@ -3155,7 +3158,7 @@
         <w:t xml:space="preserve"> </w:t>
       </w:r>
       <w:r>
-        <w:t xml:space="preserve">Question 1 is the headline finding: under the most rigorous design attainable in observational research, an apparent 0.2 mortality reduction attributable to achieving target beta-blocker dose disappears after removing systematic bias. The reported protective association was bias-dominated. None of the safeguards changed this central result: under TARGET-adherent design, doubly robust estimation, and a full negative-control panel, BF quantified the systematic error that remained. Question 2 confirms that the rule does not over-reject: GDMT has randomized-trial support, and the rule classifies it as a credible signal that nonetheless cannot be reported as effect evidence at the present level of bias control. The two results together demonstrate the three-channel report (signal existence, effect size, and bias share) and show that the bias share is not negligible even under the strictest design.</w:t>
+        <w:t xml:space="preserve">Question 1 is the headline finding: under the most rigorous design attainable in observational research, an apparent 16.9% mortality reduction attributable to achieving target beta-blocker dose disappears after removing systematic bias. The reported protective association was bias-dominated. None of the safeguards changed this central result: under TARGET-adherent design, doubly robust estimation, and a full negative-control panel, BF quantified the systematic error that remained. Question 2 confirms that the rule does not over-reject: GDMT has randomized-trial support, and the rule classifies it as a credible signal that nonetheless cannot be reported as effect evidence at the present level of bias control. The two results together demonstrate the three-channel report (signal existence, effect size, and bias fraction) and show that the bias fraction is not negligible even under the strictest design.</w:t>
       </w:r>
     </w:p>
     <w:p>
@@ -3181,7 +3184,7 @@
         <w:pStyle w:val="FirstParagraph"/>
       </w:pPr>
       <w:r>
-        <w:t xml:space="preserve">This study proposes and evaluates a third reporting channel for observational causal estimates: the share of the observed association that is attributable to systematic bias, expressed as a continuous estimator in [0, 1] with a 95% credible interval. The motivation for a third channel is the failure of the binary reporting standards that observational research currently uses. A reported relative risk with a 95% confidence interval answers</w:t>
+        <w:t xml:space="preserve">This study proposes and evaluates a third reporting channel for observational causal estimates: the fraction of the observed association that is attributable to systematic bias, expressed as a continuous estimator in [0, 1] with a 95% credible interval. The motivation for a third channel is the failure of the binary reporting standards that observational research currently uses. A reported relative risk with a 95% confidence interval answers</w:t>
       </w:r>
       <w:r>
         <w:t xml:space="preserve"> </w:t>
@@ -3237,7 +3240,7 @@
         <w:pStyle w:val="BodyText"/>
       </w:pPr>
       <w:r>
-        <w:t xml:space="preserve">The principal limitation of the proposal is that BF inherits the assumption of bias exchangeability from the OHDSI calibration framework. The simulation study showed that a 30% violation of exchangeability raised the misuse rate from 0.91 to 4.08. This assumption is not testable in any single study and must be justified by domain knowledge about whether the negative controls cover the same bias mechanisms as the target outcome. The interval half-width is informative but is below its nominal 95% coverage in our simulation (0.711 overall, 0.585 narrow, 0.838 wide). The decision rule compensates for this by using a conservative lookup and a separate credible-interval rule, but the rule itself is not a substitute for a calibrated interval.</w:t>
+        <w:t xml:space="preserve">The principal limitation of the proposal is that BF inherits the assumption of bias exchangeability from the OHDSI calibration framework. The simulation study showed that a 30% violation of exchangeability raised the misuse rate from 0.91% to 4.08%. This assumption is not testable in any single study and must be justified by domain knowledge about whether the negative controls cover the same bias mechanisms as the target outcome. The interval half-width is informative but is below its nominal 95% coverage in our simulation (0.711 overall, 0.585 narrow, 0.838 wide). The decision rule compensates for this by using a conservative lookup and a separate credible-interval rule, but the rule itself is not a substitute for a calibrated interval.</w:t>
       </w:r>
     </w:p>
     <w:p>
@@ -3333,48 +3336,12 @@
         <w:t xml:space="preserve">The empirical null distribution assumes normality; a Shapiro-Wilk test on the present panel did not reject normality, but the rule has not been evaluated on heavy-tailed nulls. The data-generating process in Part II is a simplification: real observational data exhibit time-varying confounding patterns, informative censoring, and outcome-dependent selection that the simulation does not exhaustively represent. The interval half-width information was modelled as a binary split (narrow/wide) rather than a continuous adjustment; a continuous model with a learning-curve adjustment was not significantly better than the binary split in our data. The two clinical questions are illustrative of the method’s behaviour; they are not powered to answer the underlying clinical questions about beta-blocker therapy, which require replication in independent data. Finally, the bias fraction inherits the assumption of bias exchangeability from the calibration framework, which is not testable. Because the primary outcome is all-cause mortality, competing risks do not arise in the primary analysis; they would matter only for cause-specific or nonfatal endpoints, which are used here solely as negative controls.</w:t>
       </w:r>
     </w:p>
-    <w:bookmarkEnd w:id="20"/>
-    <w:bookmarkStart w:id="21" w:name="conclusions"/>
-    <w:p>
-      <w:pPr>
-        <w:pStyle w:val="Heading2"/>
-      </w:pPr>
-      <w:r>
-        <w:t xml:space="preserve">Conclusions</w:t>
-      </w:r>
-    </w:p>
-    <w:p>
-      <w:pPr>
-        <w:pStyle w:val="FirstParagraph"/>
-      </w:pPr>
-      <w:r>
-        <w:t xml:space="preserve">Reporting the calibrated P-value alongside BF̂ and its 95% credible interval provides a three-channel report of signal, effect size, and bias share. In a 960,000-repetition simulation, the three-channel report reduced the rate at which bias-dominated repetitions were declared usable as effect evidence from 51.83 to 2.90. In a target trial emulation of two beta-blocker questions in MIMIC IV, the three-channel report classified question 1 as not usable as effect evidence and question 2 as competitive, no verdict. The protocol can be applied to any observational study that uses negative controls.</w:t>
-      </w:r>
-    </w:p>
-    <w:bookmarkEnd w:id="21"/>
-    <w:bookmarkStart w:id="22" w:name="figures-and-tables"/>
-    <w:p>
-      <w:pPr>
-        <w:pStyle w:val="Heading2"/>
-      </w:pPr>
-      <w:r>
-        <w:t xml:space="preserve">Figures and tables</w:t>
-      </w:r>
-    </w:p>
-    <w:p>
-      <w:pPr>
-        <w:pStyle w:val="FirstParagraph"/>
-      </w:pPr>
-      <w:r>
-        <w:t xml:space="preserve">Figure 1. Architecture of the three-part study and the connecting propositions between parts.</w:t>
-      </w:r>
-    </w:p>
     <w:p>
       <w:pPr>
         <w:pStyle w:val="BodyText"/>
       </w:pPr>
       <w:r>
-        <w:t xml:space="preserve">Figure 2. Empirical null distribution from the 12 negative-control outcomes in Part III. The fitted center is marked by the red line; the 12 negative-control observations are shown as filled circles on a separate track to avoid overplotting.</w:t>
+        <w:t xml:space="preserve">As defined in the Methods, the interval is a credible interval, not a confidence interval: it propagates draws of</w:t>
       </w:r>
       <w:r>
         <w:t xml:space="preserve"> </w:t>
@@ -3404,6 +3371,153 @@
         <w:t xml:space="preserve"> </w:t>
       </w:r>
       <w:r>
+        <w:t xml:space="preserve">while holding the observed effect estimate fixed, so it carries no frequentist coverage guarantee. In the simulation it contained</w:t>
+      </w:r>
+      <w:r>
+        <w:t xml:space="preserve"> </w:t>
+      </w:r>
+      <m:oMath>
+        <m:sSub>
+          <m:e>
+            <m:r>
+              <m:rPr>
+                <m:sty m:val="p"/>
+              </m:rPr>
+              <m:t>B</m:t>
+            </m:r>
+            <m:r>
+              <m:rPr>
+                <m:sty m:val="p"/>
+              </m:rPr>
+              <m:t>F</m:t>
+            </m:r>
+          </m:e>
+          <m:sub>
+            <m:r>
+              <m:t>t</m:t>
+            </m:r>
+            <m:r>
+              <m:t>r</m:t>
+            </m:r>
+            <m:r>
+              <m:t>u</m:t>
+            </m:r>
+            <m:r>
+              <m:t>e</m:t>
+            </m:r>
+          </m:sub>
+        </m:sSub>
+      </m:oMath>
+      <w:r>
+        <w:t xml:space="preserve"> </w:t>
+      </w:r>
+      <w:r>
+        <w:t xml:space="preserve">in 71.1% of repetitions, below the nominal 95%. Two features of the construction contribute to this gap. First, the interval omits the sampling variability of the effect estimate. Second, the number of draws is modest (M = 300 in the simulation; a bootstrap of comparable size in the case study), so the 2.5th and 97.5th percentiles carry Monte Carlo uncertainty. Because the interval is systematically narrower than its nominal coverage, the rules that consume its endpoints or half-width (R3, C2, and the narrow or wide split of the lookup table) are conservative in yield: widening the interval to nominal coverage would raise both their yield and the misuse rates they report, so the R3 and R4 misuse rates reported here are lower bounds.</w:t>
+      </w:r>
+    </w:p>
+    <w:p>
+      <w:pPr>
+        <w:pStyle w:val="BodyText"/>
+      </w:pPr>
+      <w:r>
+        <w:t xml:space="preserve">The lookup table that maps</w:t>
+      </w:r>
+      <w:r>
+        <w:t xml:space="preserve"> </w:t>
+      </w:r>
+      <m:oMath>
+        <m:acc>
+          <m:accPr>
+            <m:chr m:val="̂"/>
+          </m:accPr>
+          <m:e>
+            <m:r>
+              <m:t>B</m:t>
+            </m:r>
+            <m:r>
+              <m:t>F</m:t>
+            </m:r>
+          </m:e>
+        </m:acc>
+      </m:oMath>
+      <w:r>
+        <w:t xml:space="preserve"> </w:t>
+      </w:r>
+      <w:r>
+        <w:t xml:space="preserve">and interval half-width to a determination was built from the same 960,000 repetitions used to evaluate the rules, so its reported performance reflects in-sample agreement and is optimistically biased; with at least 1000 repetitions per condition and only 24 empirical proportions estimated, the optimism from this is expected to be small. Because the data-generating truth is fixed by the investigator, absolute misuse rates are illustrative and depend on the chosen ranges of the simulation factors; what is robust is the relative ordering of strategies, which held across the prespecified subgroups, including the exchangeability-violation level.</w:t>
+      </w:r>
+    </w:p>
+    <w:bookmarkEnd w:id="20"/>
+    <w:bookmarkStart w:id="21" w:name="conclusions"/>
+    <w:p>
+      <w:pPr>
+        <w:pStyle w:val="Heading2"/>
+      </w:pPr>
+      <w:r>
+        <w:t xml:space="preserve">Conclusions</w:t>
+      </w:r>
+    </w:p>
+    <w:p>
+      <w:pPr>
+        <w:pStyle w:val="FirstParagraph"/>
+      </w:pPr>
+      <w:r>
+        <w:t xml:space="preserve">Reporting the calibrated P-value alongside BF̂ and its 95% credible interval provides a three-channel report of signal, effect size, and bias fraction. In a 960,000-repetition simulation, the three-channel report reduced the rate at which bias-dominated repetitions were declared usable as effect evidence from 51.83% to 2.90%. In a target trial emulation of two beta-blocker questions in MIMIC IV, the three-channel report classified question 1 as not usable as effect evidence and question 2 as competitive, no verdict. The protocol can be applied to any observational study that uses negative controls.</w:t>
+      </w:r>
+    </w:p>
+    <w:bookmarkEnd w:id="21"/>
+    <w:bookmarkStart w:id="22" w:name="figures-and-tables"/>
+    <w:p>
+      <w:pPr>
+        <w:pStyle w:val="Heading2"/>
+      </w:pPr>
+      <w:r>
+        <w:t xml:space="preserve">Figures and tables</w:t>
+      </w:r>
+    </w:p>
+    <w:p>
+      <w:pPr>
+        <w:pStyle w:val="FirstParagraph"/>
+      </w:pPr>
+      <w:r>
+        <w:t xml:space="preserve">Figure 1. Architecture of the three-part study and the connecting propositions between parts.</w:t>
+      </w:r>
+    </w:p>
+    <w:p>
+      <w:pPr>
+        <w:pStyle w:val="BodyText"/>
+      </w:pPr>
+      <w:r>
+        <w:t xml:space="preserve">Figure 2. Empirical null distribution from the 12 negative-control outcomes in Part III. The fitted center is marked by the red line; the 12 negative-control observations are shown as filled circles on a separate track to avoid overplotting.</w:t>
+      </w:r>
+      <w:r>
+        <w:t xml:space="preserve"> </w:t>
+      </w:r>
+      <m:oMath>
+        <m:sSub>
+          <m:e>
+            <m:acc>
+              <m:accPr>
+                <m:chr m:val="̂"/>
+              </m:accPr>
+              <m:e>
+                <m:r>
+                  <m:t>μ</m:t>
+                </m:r>
+              </m:e>
+            </m:acc>
+          </m:e>
+          <m:sub>
+            <m:r>
+              <m:t>B</m:t>
+            </m:r>
+          </m:sub>
+        </m:sSub>
+      </m:oMath>
+      <w:r>
+        <w:t xml:space="preserve"> </w:t>
+      </w:r>
+      <w:r>
         <w:t xml:space="preserve">= -0.190,</w:t>
       </w:r>
       <w:r>
@@ -3747,7 +3861,7 @@
         <w:pStyle w:val="BodyText"/>
       </w:pPr>
       <w:r>
-        <w:t xml:space="preserve">Figure 7. Nested strategy cascade. The bar length is the share of repetitions declared usable by the rule; the dark segment is the share of those repetitions that were truly bias-dominated. Misuse rates decrease from 51.83 (R0) to 2.90 (R4).</w:t>
+        <w:t xml:space="preserve">Figure 7. Nested strategy cascade. The bar length is the share of repetitions declared usable by the rule; the dark segment is the share of those repetitions that were truly bias-dominated. Misuse rates decrease from 51.83% (R0) to 2.90% (R4).</w:t>
       </w:r>
     </w:p>
     <w:p>
@@ -3828,7 +3942,7 @@
         </m:sSub>
       </m:oMath>
       <w:r>
-        <w:t xml:space="preserve">, bias heterogeneity σ</w:t>
+        <w:t xml:space="preserve">, standard error of the target estimate σ</w:t>
       </w:r>
       <m:oMath>
         <m:sSub>
@@ -3839,10 +3953,7 @@
           </m:e>
           <m:sub>
             <m:r>
-              <m:t>P</m:t>
-            </m:r>
-            <m:r>
-              <m:t>S</m:t>
+              <m:t>ψ</m:t>
             </m:r>
           </m:sub>
         </m:sSub>
@@ -3904,7 +4015,7 @@
         <w:pStyle w:val="BodyText"/>
       </w:pPr>
       <w:r>
-        <w:t xml:space="preserve">Table 5. Discrimination. Area under the ROC curve, read from the bias-dominated view, meaning that a positive call is to withhold a repetition and a positive truth is to be truly bias-dominated. The likelihood-ratio χ² test for adding credible-interval half-width to BF̂ is 70.3 on 1 degree of freedom (P &lt; .001).</w:t>
+        <w:t xml:space="preserve">Table 5. Discrimination, read from two viewpoints. In the bias-dominated view a positive call is to withhold a repetition and a positive truth is to be truly bias-dominated; in the effect-dominated view a positive call is to declare a repetition usable and a positive truth is to be truly effect-dominated. The calibrated P-value reached an area under the ROC curve of 0.787 (bias-dominated view) and 0.721 (effect-dominated view); BF̂ reached 0.918 and 0.951; and BF̂ plus credible-interval half-width reached 0.918 and 0.951. The likelihood-ratio χ² test for adding credible-interval half-width to BF̂ is 70.3 on 1 degree of freedom (P &lt; .001).</w:t>
       </w:r>
     </w:p>
     <w:p>
@@ -3924,17 +4035,162 @@
       </w:r>
     </w:p>
     <w:bookmarkEnd w:id="22"/>
-    <w:bookmarkStart w:id="54" w:name="references"/>
+    <w:bookmarkStart w:id="23" w:name="declarations"/>
     <w:p>
       <w:pPr>
         <w:pStyle w:val="Heading2"/>
       </w:pPr>
       <w:r>
+        <w:t xml:space="preserve">Declarations</w:t>
+      </w:r>
+    </w:p>
+    <w:p>
+      <w:pPr>
+        <w:pStyle w:val="FirstParagraph"/>
+      </w:pPr>
+      <w:r>
+        <w:rPr>
+          <w:b/>
+          <w:bCs/>
+        </w:rPr>
+        <w:t xml:space="preserve">Ethics approval and consent to participate.</w:t>
+      </w:r>
+      <w:r>
+        <w:t xml:space="preserve"> </w:t>
+      </w:r>
+      <w:r>
+        <w:t xml:space="preserve">The deidentified data were approved by the Massachusetts Institute of Technology and Beth Israel Deaconess Medical Center institutional review boards with a waiver of informed consent, as stated in the Methods.</w:t>
+      </w:r>
+    </w:p>
+    <w:p>
+      <w:pPr>
+        <w:pStyle w:val="BodyText"/>
+      </w:pPr>
+      <w:r>
+        <w:rPr>
+          <w:b/>
+          <w:bCs/>
+        </w:rPr>
+        <w:t xml:space="preserve">Author Contributions.</w:t>
+      </w:r>
+      <w:r>
+        <w:t xml:space="preserve"> </w:t>
+      </w:r>
+      <w:r>
+        <w:t xml:space="preserve">Dr Zeng had full access to all of the data in the study and takes responsibility for the integrity of the data and the accuracy of the data analysis. Dr Zeng conceived the study, designed the credibility metric, implemented the analysis code and the biasratio R package, conducted the simulation study, and drafted the manuscript. Dr Wang contributed to the methodological design and reviewed the statistical approach. Dr Zuo contributed to the clinical interpretation of the negative control selection and reviewed the manuscript. Dr Shu contributed to the study design and critically revised the manuscript for important intellectual content. All authors read and approved the final manuscript. Dr Zeng is the author and maintainer of the biasratio R package cited in this work.</w:t>
+      </w:r>
+    </w:p>
+    <w:p>
+      <w:pPr>
+        <w:pStyle w:val="BodyText"/>
+      </w:pPr>
+      <w:r>
+        <w:rPr>
+          <w:b/>
+          <w:bCs/>
+        </w:rPr>
+        <w:t xml:space="preserve">Conflict of Interest Disclosures.</w:t>
+      </w:r>
+      <w:r>
+        <w:t xml:space="preserve"> </w:t>
+      </w:r>
+      <w:r>
+        <w:t xml:space="preserve">All authors reported no conflict of interest disclosures.</w:t>
+      </w:r>
+    </w:p>
+    <w:p>
+      <w:pPr>
+        <w:pStyle w:val="BodyText"/>
+      </w:pPr>
+      <w:r>
+        <w:rPr>
+          <w:b/>
+          <w:bCs/>
+        </w:rPr>
+        <w:t xml:space="preserve">Funding.</w:t>
+      </w:r>
+      <w:r>
+        <w:t xml:space="preserve"> </w:t>
+      </w:r>
+      <w:r>
+        <w:t xml:space="preserve">This research received no specific grant from any funding agency in the public, commercial, or not-for-profit sectors.</w:t>
+      </w:r>
+    </w:p>
+    <w:p>
+      <w:pPr>
+        <w:pStyle w:val="BodyText"/>
+      </w:pPr>
+      <w:r>
+        <w:rPr>
+          <w:b/>
+          <w:bCs/>
+        </w:rPr>
+        <w:t xml:space="preserve">Data Sharing Statement.</w:t>
+      </w:r>
+      <w:r>
+        <w:t xml:space="preserve"> </w:t>
+      </w:r>
+      <w:r>
+        <w:t xml:space="preserve">The MIMIC IV database (version 2.2) is available through PhysioNet (https://physionet.org/content/mimiciv/) and the MIMIC IV ECG extension (version 1.0.1) at https://physionet.org/content/mimic-iv-ecg/1.0.1/ to credentialed users. All analysis code, including the simulation pipeline, the case-study TMLE estimation pipeline, and the BF computation proposed in this work, is available at https://github.com/zengzhechun/bias-fraction, together with an interactive graphical explainer of the metric, the simulation, and the two clinical questions. The methods proposed here are implemented in the companion biasratio R package (version 0.2.1; https://github.com/zengzhechun/biasratio)</w:t>
+      </w:r>
+      <w:r>
+        <w:rPr>
+          <w:vertAlign w:val="superscript"/>
+        </w:rPr>
+        <w:t xml:space="preserve">17</w:t>
+      </w:r>
+      <w:r>
+        <w:t xml:space="preserve">, released under the MIT license, which provides the BF estimator with bootstrap and Fieller intervals, the two-layer screening rule, leave-one-out sensitivity analysis, and negative control diagnostics, together with a unit-test suite covering the estimator, the interval procedures, and the classification thresholds. The EmpiricalCalibration R package (Schuemie et al.), which supplies the empirical null machinery used here but does not include BF, is available from CRAN.</w:t>
+      </w:r>
+    </w:p>
+    <w:p>
+      <w:pPr>
+        <w:pStyle w:val="BodyText"/>
+      </w:pPr>
+      <w:r>
+        <w:rPr>
+          <w:b/>
+          <w:bCs/>
+        </w:rPr>
+        <w:t xml:space="preserve">Additional Contributions.</w:t>
+      </w:r>
+      <w:r>
+        <w:t xml:space="preserve"> </w:t>
+      </w:r>
+      <w:r>
+        <w:t xml:space="preserve">The authors thank the MIMIC IV team for making the database publicly available and the OHDSI/EmpiricalCalibration R package developers for the empirical calibration tools upon which this work builds.</w:t>
+      </w:r>
+    </w:p>
+    <w:p>
+      <w:pPr>
+        <w:pStyle w:val="BodyText"/>
+      </w:pPr>
+      <w:r>
+        <w:rPr>
+          <w:b/>
+          <w:bCs/>
+        </w:rPr>
+        <w:t xml:space="preserve">Artificial Intelligence Use Disclosure.</w:t>
+      </w:r>
+      <w:r>
+        <w:t xml:space="preserve"> </w:t>
+      </w:r>
+      <w:r>
+        <w:t xml:space="preserve">The authors used artificial intelligence tools (DeepSeek V4 Pro, Kimi K3, GLM 5.3, ChatGPT 5.5, and Tencent WorkBuddy) for code development, manuscript editing, and language polishing. All AI-assisted content was critically reviewed and revised by the authors, who take full responsibility for the content of this manuscript.</w:t>
+      </w:r>
+    </w:p>
+    <w:bookmarkEnd w:id="23"/>
+    <w:bookmarkStart w:id="59" w:name="references"/>
+    <w:p>
+      <w:pPr>
+        <w:pStyle w:val="Heading2"/>
+      </w:pPr>
+      <w:r>
         <w:t xml:space="preserve">References</w:t>
       </w:r>
     </w:p>
-    <w:bookmarkStart w:id="53" w:name="refs"/>
-    <w:bookmarkStart w:id="24" w:name="ref-lendle2017ltmle"/>
+    <w:bookmarkStart w:id="58" w:name="refs"/>
+    <w:bookmarkStart w:id="25" w:name="ref-lendle2017ltmle"/>
     <w:p>
       <w:pPr>
         <w:pStyle w:val="Bibliography"/>
@@ -3949,7 +4205,10 @@
         <w:t xml:space="preserve">	</w:t>
       </w:r>
       <w:r>
-        <w:t xml:space="preserve">Lendle SD, Schwab J, Petersen ML, Laan MJ van der.</w:t>
+        <w:t xml:space="preserve">Lendle SD, Schwab J, Petersen ML, van der Laan MJ</w:t>
+      </w:r>
+      <w:r>
+        <w:t xml:space="preserve">.</w:t>
       </w:r>
       <w:r>
         <w:t xml:space="preserve"> </w:t>
@@ -4043,12 +4302,12 @@
           <w:i/>
           <w:iCs/>
         </w:rPr>
-        <w:t xml:space="preserve">Journal of Statistical Software</w:t>
+        <w:t xml:space="preserve">J Stat Softw</w:t>
       </w:r>
       <w:r>
         <w:t xml:space="preserve">. 2017;81(1):1-21. doi:</w:t>
       </w:r>
-      <w:hyperlink r:id="rId23">
+      <w:hyperlink r:id="rId24">
         <w:r>
           <w:rPr>
             <w:rStyle w:val="Hyperlink"/>
@@ -4057,8 +4316,8 @@
         </w:r>
       </w:hyperlink>
     </w:p>
-    <w:bookmarkEnd w:id="24"/>
-    <w:bookmarkStart w:id="26" w:name="ref-vanderlaan2011targeted"/>
+    <w:bookmarkEnd w:id="25"/>
+    <w:bookmarkStart w:id="27" w:name="ref-vanderlaan2011targeted"/>
     <w:p>
       <w:pPr>
         <w:pStyle w:val="Bibliography"/>
@@ -4073,7 +4332,10 @@
         <w:t xml:space="preserve">	</w:t>
       </w:r>
       <w:r>
-        <w:t xml:space="preserve">Laan MJ van der, Rose S.</w:t>
+        <w:t xml:space="preserve">van der Laan MJ, Rose S</w:t>
+      </w:r>
+      <w:r>
+        <w:t xml:space="preserve">.</w:t>
       </w:r>
       <w:r>
         <w:t xml:space="preserve"> </w:t>
@@ -4207,7 +4469,7 @@
       <w:r>
         <w:t xml:space="preserve">. Springer; 2011. doi:</w:t>
       </w:r>
-      <w:hyperlink r:id="rId25">
+      <w:hyperlink r:id="rId26">
         <w:r>
           <w:rPr>
             <w:rStyle w:val="Hyperlink"/>
@@ -4216,8 +4478,8 @@
         </w:r>
       </w:hyperlink>
     </w:p>
-    <w:bookmarkEnd w:id="26"/>
-    <w:bookmarkStart w:id="28" w:name="ref-vanderweele2017evalue"/>
+    <w:bookmarkEnd w:id="27"/>
+    <w:bookmarkStart w:id="29" w:name="ref-vanderweele2017evalue"/>
     <w:p>
       <w:pPr>
         <w:pStyle w:val="Bibliography"/>
@@ -4296,12 +4558,12 @@
           <w:i/>
           <w:iCs/>
         </w:rPr>
-        <w:t xml:space="preserve">Annals of Internal Medicine</w:t>
+        <w:t xml:space="preserve">Ann Intern Med</w:t>
       </w:r>
       <w:r>
         <w:t xml:space="preserve">. 2017;167(4):268-274. doi:</w:t>
       </w:r>
-      <w:hyperlink r:id="rId27">
+      <w:hyperlink r:id="rId28">
         <w:r>
           <w:rPr>
             <w:rStyle w:val="Hyperlink"/>
@@ -4310,8 +4572,8 @@
         </w:r>
       </w:hyperlink>
     </w:p>
-    <w:bookmarkEnd w:id="28"/>
-    <w:bookmarkStart w:id="30" w:name="ref-schuemie2018empirical"/>
+    <w:bookmarkEnd w:id="29"/>
+    <w:bookmarkStart w:id="31" w:name="ref-schuemie2018empirical"/>
     <w:p>
       <w:pPr>
         <w:pStyle w:val="Bibliography"/>
@@ -4336,12 +4598,12 @@
           <w:i/>
           <w:iCs/>
         </w:rPr>
-        <w:t xml:space="preserve">Proceedings of the National Academy of Sciences</w:t>
+        <w:t xml:space="preserve">Proc Natl Acad Sci U S A</w:t>
       </w:r>
       <w:r>
         <w:t xml:space="preserve">. 2018;115(11):2571-2577. doi:</w:t>
       </w:r>
-      <w:hyperlink r:id="rId29">
+      <w:hyperlink r:id="rId30">
         <w:r>
           <w:rPr>
             <w:rStyle w:val="Hyperlink"/>
@@ -4350,8 +4612,8 @@
         </w:r>
       </w:hyperlink>
     </w:p>
-    <w:bookmarkEnd w:id="30"/>
-    <w:bookmarkStart w:id="32" w:name="ref-hernan2016bigdata"/>
+    <w:bookmarkEnd w:id="31"/>
+    <w:bookmarkStart w:id="33" w:name="ref-hernan2016bigdata"/>
     <w:p>
       <w:pPr>
         <w:pStyle w:val="Bibliography"/>
@@ -4463,12 +4725,12 @@
           <w:i/>
           <w:iCs/>
         </w:rPr>
-        <w:t xml:space="preserve">American Journal of Epidemiology</w:t>
+        <w:t xml:space="preserve">Am J Epidemiol</w:t>
       </w:r>
       <w:r>
         <w:t xml:space="preserve">. 2016;183(8):758-764. doi:</w:t>
       </w:r>
-      <w:hyperlink r:id="rId31">
+      <w:hyperlink r:id="rId32">
         <w:r>
           <w:rPr>
             <w:rStyle w:val="Hyperlink"/>
@@ -4477,8 +4739,8 @@
         </w:r>
       </w:hyperlink>
     </w:p>
-    <w:bookmarkEnd w:id="32"/>
-    <w:bookmarkStart w:id="34" w:name="ref-cashin2025target"/>
+    <w:bookmarkEnd w:id="33"/>
+    <w:bookmarkStart w:id="35" w:name="ref-cashin2025target"/>
     <w:p>
       <w:pPr>
         <w:pStyle w:val="Bibliography"/>
@@ -4520,7 +4782,7 @@
       <w:r>
         <w:t xml:space="preserve">. 2025;390:e087179. doi:</w:t>
       </w:r>
-      <w:hyperlink r:id="rId33">
+      <w:hyperlink r:id="rId34">
         <w:r>
           <w:rPr>
             <w:rStyle w:val="Hyperlink"/>
@@ -4529,8 +4791,8 @@
         </w:r>
       </w:hyperlink>
     </w:p>
-    <w:bookmarkEnd w:id="34"/>
-    <w:bookmarkStart w:id="36" w:name="ref-ren2026tte"/>
+    <w:bookmarkEnd w:id="35"/>
+    <w:bookmarkStart w:id="37" w:name="ref-ren2026tte"/>
     <w:p>
       <w:pPr>
         <w:pStyle w:val="Bibliography"/>
@@ -4555,12 +4817,12 @@
           <w:i/>
           <w:iCs/>
         </w:rPr>
-        <w:t xml:space="preserve">JAMA Network Open</w:t>
+        <w:t xml:space="preserve">JAMA Netw Open</w:t>
       </w:r>
       <w:r>
         <w:t xml:space="preserve">. 2026;9(2):e2558262. doi:</w:t>
       </w:r>
-      <w:hyperlink r:id="rId35">
+      <w:hyperlink r:id="rId36">
         <w:r>
           <w:rPr>
             <w:rStyle w:val="Hyperlink"/>
@@ -4569,8 +4831,8 @@
         </w:r>
       </w:hyperlink>
     </w:p>
-    <w:bookmarkEnd w:id="36"/>
-    <w:bookmarkStart w:id="38" w:name="ref-simpson2006healthy"/>
+    <w:bookmarkEnd w:id="37"/>
+    <w:bookmarkStart w:id="39" w:name="ref-simpson2006healthy"/>
     <w:p>
       <w:pPr>
         <w:pStyle w:val="Bibliography"/>
@@ -4600,7 +4862,7 @@
       <w:r>
         <w:t xml:space="preserve">. 2006;333(7557):15. doi:</w:t>
       </w:r>
-      <w:hyperlink r:id="rId37">
+      <w:hyperlink r:id="rId38">
         <w:r>
           <w:rPr>
             <w:rStyle w:val="Hyperlink"/>
@@ -4609,8 +4871,8 @@
         </w:r>
       </w:hyperlink>
     </w:p>
-    <w:bookmarkEnd w:id="38"/>
-    <w:bookmarkStart w:id="40" w:name="ref-shrank2011healthy"/>
+    <w:bookmarkEnd w:id="39"/>
+    <w:bookmarkStart w:id="41" w:name="ref-shrank2011healthy"/>
     <w:p>
       <w:pPr>
         <w:pStyle w:val="Bibliography"/>
@@ -4635,12 +4897,12 @@
           <w:i/>
           <w:iCs/>
         </w:rPr>
-        <w:t xml:space="preserve">Journal of General Internal Medicine</w:t>
+        <w:t xml:space="preserve">J Gen Intern Med</w:t>
       </w:r>
       <w:r>
         <w:t xml:space="preserve">. 2011;26(5):546-550. doi:</w:t>
       </w:r>
-      <w:hyperlink r:id="rId39">
+      <w:hyperlink r:id="rId40">
         <w:r>
           <w:rPr>
             <w:rStyle w:val="Hyperlink"/>
@@ -4649,8 +4911,8 @@
         </w:r>
       </w:hyperlink>
     </w:p>
-    <w:bookmarkEnd w:id="40"/>
-    <w:bookmarkStart w:id="42" w:name="ref-morris2019simulation"/>
+    <w:bookmarkEnd w:id="41"/>
+    <w:bookmarkStart w:id="43" w:name="ref-morris2019simulation"/>
     <w:p>
       <w:pPr>
         <w:pStyle w:val="Bibliography"/>
@@ -4675,12 +4937,12 @@
           <w:i/>
           <w:iCs/>
         </w:rPr>
-        <w:t xml:space="preserve">Statistics in Medicine</w:t>
+        <w:t xml:space="preserve">Stat Med</w:t>
       </w:r>
       <w:r>
         <w:t xml:space="preserve">. 2019;38(11):2074-2102. doi:</w:t>
       </w:r>
-      <w:hyperlink r:id="rId41">
+      <w:hyperlink r:id="rId42">
         <w:r>
           <w:rPr>
             <w:rStyle w:val="Hyperlink"/>
@@ -4689,8 +4951,8 @@
         </w:r>
       </w:hyperlink>
     </w:p>
-    <w:bookmarkEnd w:id="42"/>
-    <w:bookmarkStart w:id="44" w:name="ref-blandaltman1986"/>
+    <w:bookmarkEnd w:id="43"/>
+    <w:bookmarkStart w:id="45" w:name="ref-blandaltman1986"/>
     <w:p>
       <w:pPr>
         <w:pStyle w:val="Bibliography"/>
@@ -4715,12 +4977,12 @@
           <w:i/>
           <w:iCs/>
         </w:rPr>
-        <w:t xml:space="preserve">The Lancet</w:t>
+        <w:t xml:space="preserve">Lancet</w:t>
       </w:r>
       <w:r>
         <w:t xml:space="preserve">. 1986;327(8476):307-310. doi:</w:t>
       </w:r>
-      <w:hyperlink r:id="rId43">
+      <w:hyperlink r:id="rId44">
         <w:r>
           <w:rPr>
             <w:rStyle w:val="Hyperlink"/>
@@ -4729,8 +4991,8 @@
         </w:r>
       </w:hyperlink>
     </w:p>
-    <w:bookmarkEnd w:id="44"/>
-    <w:bookmarkStart w:id="46" w:name="ref-lin1989ccc"/>
+    <w:bookmarkEnd w:id="45"/>
+    <w:bookmarkStart w:id="47" w:name="ref-lin1989ccc"/>
     <w:p>
       <w:pPr>
         <w:pStyle w:val="Bibliography"/>
@@ -4760,7 +5022,7 @@
       <w:r>
         <w:t xml:space="preserve">. 1989;45(1):255-268. doi:</w:t>
       </w:r>
-      <w:hyperlink r:id="rId45">
+      <w:hyperlink r:id="rId46">
         <w:r>
           <w:rPr>
             <w:rStyle w:val="Hyperlink"/>
@@ -4769,8 +5031,8 @@
         </w:r>
       </w:hyperlink>
     </w:p>
-    <w:bookmarkEnd w:id="46"/>
-    <w:bookmarkStart w:id="48" w:name="ref-johnson2023mimic"/>
+    <w:bookmarkEnd w:id="47"/>
+    <w:bookmarkStart w:id="49" w:name="ref-johnson2023mimic"/>
     <w:p>
       <w:pPr>
         <w:pStyle w:val="Bibliography"/>
@@ -4795,12 +5057,12 @@
           <w:i/>
           <w:iCs/>
         </w:rPr>
-        <w:t xml:space="preserve">Scientific Data</w:t>
+        <w:t xml:space="preserve">Sci Data</w:t>
       </w:r>
       <w:r>
         <w:t xml:space="preserve">. 2023;10(1):1. doi:</w:t>
       </w:r>
-      <w:hyperlink r:id="rId47">
+      <w:hyperlink r:id="rId48">
         <w:r>
           <w:rPr>
             <w:rStyle w:val="Hyperlink"/>
@@ -4809,8 +5071,8 @@
         </w:r>
       </w:hyperlink>
     </w:p>
-    <w:bookmarkEnd w:id="48"/>
-    <w:bookmarkStart w:id="50" w:name="ref-johnson2023mimic2"/>
+    <w:bookmarkEnd w:id="49"/>
+    <w:bookmarkStart w:id="51" w:name="ref-johnson2023mimic2"/>
     <w:p>
       <w:pPr>
         <w:pStyle w:val="Bibliography"/>
@@ -4840,7 +5102,7 @@
       <w:r>
         <w:t xml:space="preserve">. Published online 2023. doi:</w:t>
       </w:r>
-      <w:hyperlink r:id="rId49">
+      <w:hyperlink r:id="rId50">
         <w:r>
           <w:rPr>
             <w:rStyle w:val="Hyperlink"/>
@@ -4849,8 +5111,8 @@
         </w:r>
       </w:hyperlink>
     </w:p>
-    <w:bookmarkEnd w:id="50"/>
-    <w:bookmarkStart w:id="52" w:name="ref-vanderlaan2007superlearner"/>
+    <w:bookmarkEnd w:id="51"/>
+    <w:bookmarkStart w:id="53" w:name="ref-langan2018recordpe"/>
     <w:p>
       <w:pPr>
         <w:pStyle w:val="Bibliography"/>
@@ -4865,16 +5127,19 @@
         <w:t xml:space="preserve">	</w:t>
       </w:r>
       <w:r>
-        <w:t xml:space="preserve">Laan MJ van der, Polley EC, Hubbard AE. Super</w:t>
-      </w:r>
-      <w:r>
-        <w:t xml:space="preserve"> </w:t>
-      </w:r>
-      <w:r>
-        <w:t xml:space="preserve">Learner</w:t>
-      </w:r>
-      <w:r>
-        <w:t xml:space="preserve">.</w:t>
+        <w:t xml:space="preserve">Langan SM, Schmidt SAJ, Wing K, et al. The reporting of studies conducted using observational routinely collected health data statement for pharmacoepidemiology (</w:t>
+      </w:r>
+      <w:r>
+        <w:t xml:space="preserve">RECORD</w:t>
+      </w:r>
+      <w:r>
+        <w:t xml:space="preserve">-</w:t>
+      </w:r>
+      <w:r>
+        <w:t xml:space="preserve">PE</w:t>
+      </w:r>
+      <w:r>
+        <w:t xml:space="preserve">).</w:t>
       </w:r>
       <w:r>
         <w:t xml:space="preserve"> </w:t>
@@ -4884,12 +5149,64 @@
           <w:i/>
           <w:iCs/>
         </w:rPr>
-        <w:t xml:space="preserve">Statistical Applications in Genetics and Molecular Biology</w:t>
+        <w:t xml:space="preserve">BMJ</w:t>
+      </w:r>
+      <w:r>
+        <w:t xml:space="preserve">. 2018;363:k3532. doi:</w:t>
+      </w:r>
+      <w:hyperlink r:id="rId52">
+        <w:r>
+          <w:rPr>
+            <w:rStyle w:val="Hyperlink"/>
+          </w:rPr>
+          <w:t xml:space="preserve">10.1136/bmj.k3532</w:t>
+        </w:r>
+      </w:hyperlink>
+    </w:p>
+    <w:bookmarkEnd w:id="53"/>
+    <w:bookmarkStart w:id="55" w:name="ref-vanderlaan2007superlearner"/>
+    <w:p>
+      <w:pPr>
+        <w:pStyle w:val="Bibliography"/>
+      </w:pPr>
+      <w:r>
+        <w:t xml:space="preserve">16.</w:t>
+      </w:r>
+      <w:r>
+        <w:t xml:space="preserve"> </w:t>
+      </w:r>
+      <w:r>
+        <w:t xml:space="preserve">	</w:t>
+      </w:r>
+      <w:r>
+        <w:t xml:space="preserve">van der Laan MJ, Polley EC, Hubbard AE</w:t>
+      </w:r>
+      <w:r>
+        <w:t xml:space="preserve">. Super</w:t>
+      </w:r>
+      <w:r>
+        <w:t xml:space="preserve"> </w:t>
+      </w:r>
+      <w:r>
+        <w:t xml:space="preserve">Learner</w:t>
+      </w:r>
+      <w:r>
+        <w:t xml:space="preserve">.</w:t>
+      </w:r>
+      <w:r>
+        <w:t xml:space="preserve"> </w:t>
+      </w:r>
+      <w:r>
+        <w:rPr>
+          <w:i/>
+          <w:iCs/>
+        </w:rPr>
+        <w:t xml:space="preserve">Stat Appl Genet Mol Biol</w:t>
       </w:r>
       <w:r>
         <w:t xml:space="preserve">. 2007;6(1):Article 25. doi:</w:t>
       </w:r>
-      <w:hyperlink r:id="rId51">
+      <w:hyperlink r:id="rId54">
         <w:r>
           <w:rPr>
             <w:rStyle w:val="Hyperlink"/>
@@ -4898,10 +5215,148 @@
         </w:r>
       </w:hyperlink>
     </w:p>
-    <w:bookmarkEnd w:id="52"/>
-    <w:bookmarkEnd w:id="53"/>
-    <w:bookmarkEnd w:id="54"/>
-    <w:bookmarkStart w:id="55" w:name="supplementary-appendix"/>
+    <w:bookmarkEnd w:id="55"/>
+    <w:bookmarkStart w:id="57" w:name="ref-zeng2026biasratio"/>
+    <w:p>
+      <w:pPr>
+        <w:pStyle w:val="Bibliography"/>
+      </w:pPr>
+      <w:r>
+        <w:t xml:space="preserve">17.</w:t>
+      </w:r>
+      <w:r>
+        <w:t xml:space="preserve"> </w:t>
+      </w:r>
+      <w:r>
+        <w:t xml:space="preserve">	</w:t>
+      </w:r>
+      <w:r>
+        <w:t xml:space="preserve">Zeng Z.</w:t>
+      </w:r>
+      <w:r>
+        <w:t xml:space="preserve"> </w:t>
+      </w:r>
+      <w:r>
+        <w:t xml:space="preserve">biasratio</w:t>
+      </w:r>
+      <w:r>
+        <w:t xml:space="preserve">:</w:t>
+      </w:r>
+      <w:r>
+        <w:t xml:space="preserve"> </w:t>
+      </w:r>
+      <w:r>
+        <w:t xml:space="preserve">Bias</w:t>
+      </w:r>
+      <w:r>
+        <w:t xml:space="preserve"> </w:t>
+      </w:r>
+      <w:r>
+        <w:t xml:space="preserve">Fraction</w:t>
+      </w:r>
+      <w:r>
+        <w:t xml:space="preserve"> </w:t>
+      </w:r>
+      <w:r>
+        <w:t xml:space="preserve">and</w:t>
+      </w:r>
+      <w:r>
+        <w:t xml:space="preserve"> </w:t>
+      </w:r>
+      <w:r>
+        <w:t xml:space="preserve">Bias</w:t>
+      </w:r>
+      <w:r>
+        <w:t xml:space="preserve">-</w:t>
+      </w:r>
+      <w:r>
+        <w:t xml:space="preserve">Effect</w:t>
+      </w:r>
+      <w:r>
+        <w:t xml:space="preserve"> </w:t>
+      </w:r>
+      <w:r>
+        <w:t xml:space="preserve">Ratio</w:t>
+      </w:r>
+      <w:r>
+        <w:t xml:space="preserve"> </w:t>
+      </w:r>
+      <w:r>
+        <w:t xml:space="preserve">for</w:t>
+      </w:r>
+      <w:r>
+        <w:t xml:space="preserve"> </w:t>
+      </w:r>
+      <w:r>
+        <w:t xml:space="preserve">Quantifying</w:t>
+      </w:r>
+      <w:r>
+        <w:t xml:space="preserve"> </w:t>
+      </w:r>
+      <w:r>
+        <w:t xml:space="preserve">Residual</w:t>
+      </w:r>
+      <w:r>
+        <w:t xml:space="preserve"> </w:t>
+      </w:r>
+      <w:r>
+        <w:t xml:space="preserve">Systematic</w:t>
+      </w:r>
+      <w:r>
+        <w:t xml:space="preserve"> </w:t>
+      </w:r>
+      <w:r>
+        <w:t xml:space="preserve">Bias</w:t>
+      </w:r>
+      <w:r>
+        <w:t xml:space="preserve"> </w:t>
+      </w:r>
+      <w:r>
+        <w:t xml:space="preserve">in</w:t>
+      </w:r>
+      <w:r>
+        <w:t xml:space="preserve"> </w:t>
+      </w:r>
+      <w:r>
+        <w:t xml:space="preserve">Observational</w:t>
+      </w:r>
+      <w:r>
+        <w:t xml:space="preserve"> </w:t>
+      </w:r>
+      <w:r>
+        <w:t xml:space="preserve">Studies</w:t>
+      </w:r>
+      <w:r>
+        <w:t xml:space="preserve"> </w:t>
+      </w:r>
+      <w:r>
+        <w:t xml:space="preserve">(</w:t>
+      </w:r>
+      <w:r>
+        <w:t xml:space="preserve">R</w:t>
+      </w:r>
+      <w:r>
+        <w:t xml:space="preserve"> </w:t>
+      </w:r>
+      <w:r>
+        <w:t xml:space="preserve">package version 0.2.1). Published online 2026.</w:t>
+      </w:r>
+      <w:r>
+        <w:t xml:space="preserve"> </w:t>
+      </w:r>
+      <w:hyperlink r:id="rId56">
+        <w:r>
+          <w:rPr>
+            <w:rStyle w:val="Hyperlink"/>
+          </w:rPr>
+          <w:t xml:space="preserve">https://github.com/zengzhechun/biasratio</w:t>
+        </w:r>
+      </w:hyperlink>
+    </w:p>
+    <w:bookmarkEnd w:id="57"/>
+    <w:bookmarkEnd w:id="58"/>
+    <w:bookmarkEnd w:id="59"/>
+    <w:bookmarkStart w:id="60" w:name="supplementary-appendix"/>
     <w:p>
       <w:pPr>
         <w:pStyle w:val="Heading2"/>
@@ -4918,7 +5373,7 @@
         <w:t xml:space="preserve">The supplementary appendix (separate document) reports additional simulation details, the per-lookup-bucket sensitivity analysis, and the full case-study estimation output.</w:t>
       </w:r>
     </w:p>
-    <w:bookmarkEnd w:id="55"/>
+    <w:bookmarkEnd w:id="60"/>
     <w:sectPr>
       <w:footnotePr>
         <w:numRestart w:val="eachSect"/>
@@ -5056,10 +5511,6 @@
   <w:style w:default="1" w:styleId="Normal" w:type="paragraph">
     <w:name w:val="Normal"/>
     <w:qFormat/>
-    <w:pPr>
-      <w:spacing w:line="480" w:lineRule="auto"/>
-      <w:jc w:val="left"/>
-    </w:pPr>
   </w:style>
   <w:style w:styleId="BodyText" w:type="paragraph">
     <w:name w:val="Body Text"/>
@@ -5228,8 +5679,7 @@
     <w:pPr>
       <w:keepNext/>
       <w:keepLines/>
-      <w:spacing w:after="80" w:before="360" w:line="480" w:lineRule="auto"/>
-      <w:jc w:val="left"/>
+      <w:spacing w:after="80" w:before="360"/>
       <w:outlineLvl w:val="0"/>
     </w:pPr>
     <w:rPr>
@@ -5252,8 +5702,7 @@
     <w:pPr>
       <w:keepNext/>
       <w:keepLines/>
-      <w:spacing w:after="80" w:before="160" w:line="480" w:lineRule="auto"/>
-      <w:jc w:val="left"/>
+      <w:spacing w:after="80" w:before="160"/>
       <w:outlineLvl w:val="1"/>
     </w:pPr>
     <w:rPr>
@@ -5276,8 +5725,7 @@
     <w:pPr>
       <w:keepNext/>
       <w:keepLines/>
-      <w:spacing w:after="80" w:before="160" w:line="480" w:lineRule="auto"/>
-      <w:jc w:val="left"/>
+      <w:spacing w:after="80" w:before="160"/>
       <w:outlineLvl w:val="2"/>
     </w:pPr>
     <w:rPr>
@@ -5300,8 +5748,7 @@
     <w:pPr>
       <w:keepNext/>
       <w:keepLines/>
-      <w:spacing w:after="40" w:before="80" w:line="480" w:lineRule="auto"/>
-      <w:jc w:val="left"/>
+      <w:spacing w:after="40" w:before="80"/>
       <w:outlineLvl w:val="3"/>
     </w:pPr>
     <w:rPr>
@@ -5324,8 +5771,7 @@
     <w:pPr>
       <w:keepNext/>
       <w:keepLines/>
-      <w:spacing w:after="40" w:before="80" w:line="480" w:lineRule="auto"/>
-      <w:jc w:val="left"/>
+      <w:spacing w:after="40" w:before="80"/>
       <w:outlineLvl w:val="4"/>
     </w:pPr>
     <w:rPr>
@@ -5346,8 +5792,7 @@
     <w:pPr>
       <w:keepNext/>
       <w:keepLines/>
-      <w:spacing w:after="0" w:before="40" w:line="480" w:lineRule="auto"/>
-      <w:jc w:val="left"/>
+      <w:spacing w:after="0" w:before="40"/>
       <w:outlineLvl w:val="5"/>
     </w:pPr>
     <w:rPr>
@@ -5370,8 +5815,7 @@
     <w:pPr>
       <w:keepNext/>
       <w:keepLines/>
-      <w:spacing w:after="0" w:before="40" w:line="480" w:lineRule="auto"/>
-      <w:jc w:val="left"/>
+      <w:spacing w:after="0" w:before="40"/>
       <w:outlineLvl w:val="6"/>
     </w:pPr>
     <w:rPr>
@@ -5392,8 +5836,7 @@
     <w:pPr>
       <w:keepNext/>
       <w:keepLines/>
-      <w:spacing w:after="0" w:line="480" w:lineRule="auto"/>
-      <w:jc w:val="left"/>
+      <w:spacing w:after="0"/>
       <w:outlineLvl w:val="7"/>
     </w:pPr>
     <w:rPr>
@@ -5416,8 +5859,7 @@
     <w:pPr>
       <w:keepNext/>
       <w:keepLines/>
-      <w:spacing w:after="0" w:line="480" w:lineRule="auto"/>
-      <w:jc w:val="left"/>
+      <w:spacing w:after="0"/>
       <w:outlineLvl w:val="8"/>
     </w:pPr>
     <w:rPr>
@@ -5638,23 +6080,11 @@
     <w:basedOn w:val="Caption"/>
     <w:pPr>
       <w:keepNext/>
-      <w:spacing w:line="240" w:lineRule="auto" w:before="120" w:after="120"/>
-      <w:jc w:val="left"/>
     </w:pPr>
-    <w:rPr>
-      <w:sz w:val="18"/>
-    </w:rPr>
   </w:style>
   <w:style w:customStyle="1" w:styleId="ImageCaption" w:type="paragraph">
     <w:name w:val="Image Caption"/>
     <w:basedOn w:val="Caption"/>
-    <w:pPr>
-      <w:spacing w:line="240" w:lineRule="auto" w:before="120" w:after="120"/>
-      <w:jc w:val="left"/>
-    </w:pPr>
-    <w:rPr>
-      <w:sz w:val="18"/>
-    </w:rPr>
   </w:style>
   <w:style w:customStyle="1" w:styleId="Figure" w:type="paragraph">
     <w:name w:val="Figure"/>
